--- a/worksheets/w08-migration-drift.docx
+++ b/worksheets/w08-migration-drift.docx
@@ -7,7 +7,7 @@
         <w:pStyle w:val="Title"/>
       </w:pPr>
       <w:r>
-        <w:t xml:space="preserve">Hoja de trabajo: Flujo genico (migracion)</w:t>
+        <w:t xml:space="preserve">Hoja de trabajo 08: Flujo genico (migracion)</w:t>
       </w:r>
     </w:p>
     <w:p>
@@ -353,13 +353,13 @@
       </w:r>
     </w:p>
     <w:bookmarkEnd w:id="24"/>
-    <w:bookmarkStart w:id="25" w:name="procedimiento-generaciones-1-4"/>
+    <w:bookmarkStart w:id="25" w:name="procedimiento-generaciones-1-6"/>
     <w:p>
       <w:pPr>
         <w:pStyle w:val="Heading2"/>
       </w:pPr>
       <w:r>
-        <w:t xml:space="preserve">Procedimiento (generaciones 1-4)</w:t>
+        <w:t xml:space="preserve">Procedimiento (generaciones 1-6)</w:t>
       </w:r>
     </w:p>
     <w:p>
@@ -688,6 +688,96 @@
           </w:p>
         </w:tc>
       </w:tr>
+      <w:tr>
+        <w:tc>
+          <w:tcPr/>
+          <w:p>
+            <w:pPr>
+              <w:pStyle w:val="Compact"/>
+            </w:pPr>
+            <w:r>
+              <w:t xml:space="preserve">5</w:t>
+            </w:r>
+          </w:p>
+        </w:tc>
+        <w:tc>
+          <w:tcPr/>
+          <w:p>
+            <w:pPr>
+              <w:pStyle w:val="Compact"/>
+            </w:pPr>
+          </w:p>
+        </w:tc>
+        <w:tc>
+          <w:tcPr/>
+          <w:p>
+            <w:pPr>
+              <w:pStyle w:val="Compact"/>
+            </w:pPr>
+          </w:p>
+        </w:tc>
+        <w:tc>
+          <w:tcPr/>
+          <w:p>
+            <w:pPr>
+              <w:pStyle w:val="Compact"/>
+            </w:pPr>
+          </w:p>
+        </w:tc>
+        <w:tc>
+          <w:tcPr/>
+          <w:p>
+            <w:pPr>
+              <w:pStyle w:val="Compact"/>
+            </w:pPr>
+          </w:p>
+        </w:tc>
+      </w:tr>
+      <w:tr>
+        <w:tc>
+          <w:tcPr/>
+          <w:p>
+            <w:pPr>
+              <w:pStyle w:val="Compact"/>
+            </w:pPr>
+            <w:r>
+              <w:t xml:space="preserve">6</w:t>
+            </w:r>
+          </w:p>
+        </w:tc>
+        <w:tc>
+          <w:tcPr/>
+          <w:p>
+            <w:pPr>
+              <w:pStyle w:val="Compact"/>
+            </w:pPr>
+          </w:p>
+        </w:tc>
+        <w:tc>
+          <w:tcPr/>
+          <w:p>
+            <w:pPr>
+              <w:pStyle w:val="Compact"/>
+            </w:pPr>
+          </w:p>
+        </w:tc>
+        <w:tc>
+          <w:tcPr/>
+          <w:p>
+            <w:pPr>
+              <w:pStyle w:val="Compact"/>
+            </w:pPr>
+          </w:p>
+        </w:tc>
+        <w:tc>
+          <w:tcPr/>
+          <w:p>
+            <w:pPr>
+              <w:pStyle w:val="Compact"/>
+            </w:pPr>
+          </w:p>
+        </w:tc>
+      </w:tr>
     </w:tbl>
     <w:bookmarkEnd w:id="25"/>
     <w:bookmarkStart w:id="26" w:name="resultados-de-la-clase"/>
@@ -704,7 +794,7 @@
         <w:pStyle w:val="FirstParagraph"/>
       </w:pPr>
       <w:r>
-        <w:t xml:space="preserve">Al finalizar, cada grupo reporta su frecuencia roja inicial y final:</w:t>
+        <w:t xml:space="preserve">Al finalizar, cada grupo reporta su frecuencia roja inicial y final en la pizzara:</w:t>
       </w:r>
     </w:p>
     <w:tbl>

--- a/worksheets/w08-migration-drift.docx
+++ b/worksheets/w08-migration-drift.docx
@@ -1012,7 +1012,7 @@
         </w:numPr>
       </w:pPr>
       <w:r>
-        <w:t xml:space="preserve">Calcule la diferencia entre la mayor y la menor frecuencia roja al inicio de la actividad.</w:t>
+        <w:t xml:space="preserve">Calcule la diferencia entre la mayor y la menor frecuencia alelica en su poblacion al inicio de la actividad.</w:t>
       </w:r>
     </w:p>
     <w:p>
@@ -1023,7 +1023,7 @@
         </w:numPr>
       </w:pPr>
       <w:r>
-        <w:t xml:space="preserve">Calcule la misma diferencia al final de la generacion 4. Que cambio observo?</w:t>
+        <w:t xml:space="preserve">Calcule la misma diferencia al final de la generacion 6. Que cambio observo?</w:t>
       </w:r>
     </w:p>
     <w:p>
@@ -1045,7 +1045,7 @@
         </w:numPr>
       </w:pPr>
       <w:r>
-        <w:t xml:space="preserve">Si en vez de 1 migrante por generacion hubiera 3, espera que las poblaciones converjan mas rapido o mas lento? Explique en una o dos oraciones.</w:t>
+        <w:t xml:space="preserve">Si en vez de 1 migrante por generacion hubiera 3, que espera sobre el tiempo de convergencia entre los dos poblaciones? ¿Convergirian mas rapido o mas lento? Explique en una o dos oraciones.</w:t>
       </w:r>
     </w:p>
     <w:bookmarkEnd w:id="27"/>

--- a/worksheets/w08-migration-drift.docx
+++ b/worksheets/w08-migration-drift.docx
@@ -1107,11 +1107,7 @@
       </w:r>
     </w:p>
     <w:bookmarkEnd w:id="28"/>
-    <w:sectPr>
-      <w:footnotePr>
-        <w:numRestart w:val="eachSect"/>
-      </w:footnotePr>
-    </w:sectPr>
+    <w:sectPr/>
   </w:body>
 </w:document>
 </file>
@@ -1543,6 +1539,8 @@
     </w:pPr>
     <w:rPr>
       <w:rFonts w:asciiTheme="majorHAnsi" w:cstheme="majorBidi" w:eastAsiaTheme="majorEastAsia" w:hAnsiTheme="majorHAnsi"/>
+      <w:spacing w:val="-10"/>
+      <w:kern w:val="28"/>
       <w:sz w:val="56"/>
       <w:szCs w:val="56"/>
     </w:rPr>
@@ -1555,6 +1553,8 @@
     <w:rsid w:val="00A10FD9"/>
     <w:rPr>
       <w:rFonts w:asciiTheme="majorHAnsi" w:cstheme="majorBidi" w:eastAsiaTheme="majorEastAsia" w:hAnsiTheme="majorHAnsi"/>
+      <w:spacing w:val="-10"/>
+      <w:kern w:val="28"/>
       <w:sz w:val="56"/>
       <w:szCs w:val="56"/>
     </w:rPr>
@@ -1595,31 +1595,23 @@
   </w:style>
   <w:style w:customStyle="1" w:styleId="Author" w:type="paragraph">
     <w:name w:val="Author"/>
-    <w:basedOn w:val="Title"/>
     <w:next w:val="BodyText"/>
     <w:qFormat/>
     <w:pPr>
       <w:keepNext/>
       <w:keepLines/>
+      <w:jc w:val="center"/>
     </w:pPr>
-    <w:rPr>
-      <w:sz w:val="24"/>
-      <w:szCs w:val="24"/>
-    </w:rPr>
   </w:style>
   <w:style w:styleId="Date" w:type="paragraph">
     <w:name w:val="Date"/>
-    <w:basedOn w:val="Title"/>
     <w:next w:val="BodyText"/>
     <w:qFormat/>
     <w:pPr>
       <w:keepNext/>
       <w:keepLines/>
+      <w:jc w:val="center"/>
     </w:pPr>
-    <w:rPr>
-      <w:sz w:val="24"/>
-      <w:szCs w:val="24"/>
-    </w:rPr>
   </w:style>
   <w:style w:customStyle="1" w:styleId="AbstractTitle" w:type="paragraph">
     <w:name w:val="Abstract Title"/>

--- a/worksheets/w08-migration-drift.docx
+++ b/worksheets/w08-migration-drift.docx
@@ -1107,7 +1107,11 @@
       </w:r>
     </w:p>
     <w:bookmarkEnd w:id="28"/>
-    <w:sectPr/>
+    <w:sectPr>
+      <w:footnotePr>
+        <w:numRestart w:val="eachSect"/>
+      </w:footnotePr>
+    </w:sectPr>
   </w:body>
 </w:document>
 </file>
@@ -1539,8 +1543,6 @@
     </w:pPr>
     <w:rPr>
       <w:rFonts w:asciiTheme="majorHAnsi" w:cstheme="majorBidi" w:eastAsiaTheme="majorEastAsia" w:hAnsiTheme="majorHAnsi"/>
-      <w:spacing w:val="-10"/>
-      <w:kern w:val="28"/>
       <w:sz w:val="56"/>
       <w:szCs w:val="56"/>
     </w:rPr>
@@ -1553,8 +1555,6 @@
     <w:rsid w:val="00A10FD9"/>
     <w:rPr>
       <w:rFonts w:asciiTheme="majorHAnsi" w:cstheme="majorBidi" w:eastAsiaTheme="majorEastAsia" w:hAnsiTheme="majorHAnsi"/>
-      <w:spacing w:val="-10"/>
-      <w:kern w:val="28"/>
       <w:sz w:val="56"/>
       <w:szCs w:val="56"/>
     </w:rPr>
@@ -1595,23 +1595,31 @@
   </w:style>
   <w:style w:customStyle="1" w:styleId="Author" w:type="paragraph">
     <w:name w:val="Author"/>
+    <w:basedOn w:val="Title"/>
     <w:next w:val="BodyText"/>
     <w:qFormat/>
     <w:pPr>
       <w:keepNext/>
       <w:keepLines/>
-      <w:jc w:val="center"/>
     </w:pPr>
+    <w:rPr>
+      <w:sz w:val="24"/>
+      <w:szCs w:val="24"/>
+    </w:rPr>
   </w:style>
   <w:style w:styleId="Date" w:type="paragraph">
     <w:name w:val="Date"/>
+    <w:basedOn w:val="Title"/>
     <w:next w:val="BodyText"/>
     <w:qFormat/>
     <w:pPr>
       <w:keepNext/>
       <w:keepLines/>
-      <w:jc w:val="center"/>
     </w:pPr>
+    <w:rPr>
+      <w:sz w:val="24"/>
+      <w:szCs w:val="24"/>
+    </w:rPr>
   </w:style>
   <w:style w:customStyle="1" w:styleId="AbstractTitle" w:type="paragraph">
     <w:name w:val="Abstract Title"/>

--- a/worksheets/w08-migration-drift.docx
+++ b/worksheets/w08-migration-drift.docx
@@ -15,7 +15,7 @@
         <w:pStyle w:val="Subtitle"/>
       </w:pPr>
       <w:r>
-        <w:t xml:space="preserve">Intro Bio I (B0160) - Modulo de Evolucion</w:t>
+        <w:t xml:space="preserve">Migracion, mezcla y cambio poblacional</w:t>
       </w:r>
     </w:p>
     <w:bookmarkStart w:id="20" w:name="objetivos-de-la-actividad"/>
